--- a/fuentes/72220102_CF01_DU.docx
+++ b/fuentes/72220102_CF01_DU.docx
@@ -1,6 +1,6 @@
 
 <file path=word/document.xml><?xml version="1.0" encoding="utf-8"?>
-<w:document xmlns:wpc="http://schemas.microsoft.com/office/word/2010/wordprocessingCanvas" xmlns:cx="http://schemas.microsoft.com/office/drawing/2014/chartex" xmlns:cx1="http://schemas.microsoft.com/office/drawing/2015/9/8/chartex" xmlns:cx2="http://schemas.microsoft.com/office/drawing/2015/10/21/chartex" xmlns:cx3="http://schemas.microsoft.com/office/drawing/2016/5/9/chartex" xmlns:cx4="http://schemas.microsoft.com/office/drawing/2016/5/10/chartex" xmlns:cx5="http://schemas.microsoft.com/office/drawing/2016/5/11/chartex" xmlns:cx6="http://schemas.microsoft.com/office/drawing/2016/5/12/chartex" xmlns:cx7="http://schemas.microsoft.com/office/drawing/2016/5/13/chartex" xmlns:cx8="http://schemas.microsoft.com/office/drawing/2016/5/14/chartex" xmlns:mc="http://schemas.openxmlformats.org/markup-compatibility/2006" xmlns:aink="http://schemas.microsoft.com/office/drawing/2016/ink" xmlns:am3d="http://schemas.microsoft.com/office/drawing/2017/model3d" xmlns:o="urn:schemas-microsoft-com:office:office" xmlns:oel="http://schemas.microsoft.com/office/2019/extlst" xmlns:r="http://schemas.openxmlformats.org/officeDocument/2006/relationships" xmlns:m="http://schemas.openxmlformats.org/officeDocument/2006/math" xmlns:v="urn:schemas-microsoft-com:vml" xmlns:wp14="http://schemas.microsoft.com/office/word/2010/wordprocessingDrawing" xmlns:wp="http://schemas.openxmlformats.org/drawingml/2006/wordprocessingDrawing" xmlns:w10="urn:schemas-microsoft-com:office:word" xmlns:w="http://schemas.openxmlformats.org/wordprocessingml/2006/main" xmlns:w14="http://schemas.microsoft.com/office/word/2010/wordml" xmlns:w15="http://schemas.microsoft.com/office/word/2012/wordml" xmlns:w16cex="http://schemas.microsoft.com/office/word/2018/wordml/cex" xmlns:w16cid="http://schemas.microsoft.com/office/word/2016/wordml/cid" xmlns:w16="http://schemas.microsoft.com/office/word/2018/wordml" xmlns:w16sdtdh="http://schemas.microsoft.com/office/word/2020/wordml/sdtdatahash" xmlns:w16se="http://schemas.microsoft.com/office/word/2015/wordml/symex" xmlns:wpg="http://schemas.microsoft.com/office/word/2010/wordprocessingGroup" xmlns:wpi="http://schemas.microsoft.com/office/word/2010/wordprocessingInk" xmlns:wne="http://schemas.microsoft.com/office/word/2006/wordml" xmlns:wps="http://schemas.microsoft.com/office/word/2010/wordprocessingShape" mc:Ignorable="w14 w15 w16se w16cid w16 w16cex w16sdtdh wp14">
+<w:document xmlns:wpc="http://schemas.microsoft.com/office/word/2010/wordprocessingCanvas" xmlns:cx="http://schemas.microsoft.com/office/drawing/2014/chartex" xmlns:cx1="http://schemas.microsoft.com/office/drawing/2015/9/8/chartex" xmlns:cx2="http://schemas.microsoft.com/office/drawing/2015/10/21/chartex" xmlns:cx3="http://schemas.microsoft.com/office/drawing/2016/5/9/chartex" xmlns:cx4="http://schemas.microsoft.com/office/drawing/2016/5/10/chartex" xmlns:cx5="http://schemas.microsoft.com/office/drawing/2016/5/11/chartex" xmlns:cx6="http://schemas.microsoft.com/office/drawing/2016/5/12/chartex" xmlns:cx7="http://schemas.microsoft.com/office/drawing/2016/5/13/chartex" xmlns:cx8="http://schemas.microsoft.com/office/drawing/2016/5/14/chartex" xmlns:mc="http://schemas.openxmlformats.org/markup-compatibility/2006" xmlns:aink="http://schemas.microsoft.com/office/drawing/2016/ink" xmlns:am3d="http://schemas.microsoft.com/office/drawing/2017/model3d" xmlns:o="urn:schemas-microsoft-com:office:office" xmlns:r="http://schemas.openxmlformats.org/officeDocument/2006/relationships" xmlns:m="http://schemas.openxmlformats.org/officeDocument/2006/math" xmlns:v="urn:schemas-microsoft-com:vml" xmlns:wp14="http://schemas.microsoft.com/office/word/2010/wordprocessingDrawing" xmlns:wp="http://schemas.openxmlformats.org/drawingml/2006/wordprocessingDrawing" xmlns:w10="urn:schemas-microsoft-com:office:word" xmlns:w="http://schemas.openxmlformats.org/wordprocessingml/2006/main" xmlns:w14="http://schemas.microsoft.com/office/word/2010/wordml" xmlns:w15="http://schemas.microsoft.com/office/word/2012/wordml" xmlns:w16cex="http://schemas.microsoft.com/office/word/2018/wordml/cex" xmlns:w16cid="http://schemas.microsoft.com/office/word/2016/wordml/cid" xmlns:w16="http://schemas.microsoft.com/office/word/2018/wordml" xmlns:w16sdtdh="http://schemas.microsoft.com/office/word/2020/wordml/sdtdatahash" xmlns:w16se="http://schemas.microsoft.com/office/word/2015/wordml/symex" xmlns:wpg="http://schemas.microsoft.com/office/word/2010/wordprocessingGroup" xmlns:wpi="http://schemas.microsoft.com/office/word/2010/wordprocessingInk" xmlns:wne="http://schemas.microsoft.com/office/word/2006/wordml" xmlns:wps="http://schemas.microsoft.com/office/word/2010/wordprocessingShape" mc:Ignorable="w14 w15 w16se w16cid w16 w16cex w16sdtdh wp14">
   <w:body>
     <w:p>
       <w:pPr>
@@ -205,7 +205,7 @@
               </wp:anchor>
             </w:drawing>
           </mc:Choice>
-          <mc:Fallback>
+          <mc:Fallback xmlns:oel="http://schemas.microsoft.com/office/2019/extlst">
             <w:pict>
               <v:rect w14:anchorId="4C256C62" id="Rectángulo 3" o:spid="_x0000_s1026" alt="&quot;&quot;" style="position:absolute;margin-left:-55.95pt;margin-top:26.4pt;width:613.85pt;height:164.25pt;z-index:-251655168;visibility:visible;mso-wrap-style:square;mso-height-percent:0;mso-wrap-distance-left:9pt;mso-wrap-distance-top:0;mso-wrap-distance-right:9pt;mso-wrap-distance-bottom:0;mso-position-horizontal:absolute;mso-position-horizontal-relative:text;mso-position-vertical:absolute;mso-position-vertical-relative:text;mso-height-percent:0;mso-height-relative:margin;v-text-anchor:middle" o:gfxdata="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" fillcolor="#00314d" stroked="f" strokeweight="1pt"/>
             </w:pict>
@@ -339,7 +339,7 @@
                 <v:stroke joinstyle="miter"/>
                 <v:path gradientshapeok="t" o:connecttype="rect"/>
               </v:shapetype>
-              <v:shape id="Cuadro de texto 2" o:spid="_x0000_s1026" type="#_x0000_t202" alt="&quot;&quot;" style="position:absolute;left:0;text-align:left;margin-left:-25.2pt;margin-top:21.9pt;width:549pt;height:102.95pt;z-index:251663360;visibility:visible;mso-wrap-style:square;mso-width-percent:0;mso-height-percent:0;mso-wrap-distance-left:9pt;mso-wrap-distance-top:3.6pt;mso-wrap-distance-right:9pt;mso-wrap-distance-bottom:3.6pt;mso-position-horizontal:absolute;mso-position-horizontal-relative:margin;mso-position-vertical:absolute;mso-position-vertical-relative:text;mso-width-percent:0;mso-height-percent:0;mso-width-relative:margin;mso-height-relative:margin;v-text-anchor:top" o:gfxdata="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" filled="f" stroked="f">
+              <v:shape id="Cuadro de texto 2" o:spid="_x0000_s1026" type="#_x0000_t202" alt="&quot;&quot;" style="position:absolute;left:0;text-align:left;margin-left:-25.2pt;margin-top:21.9pt;width:549pt;height:102.95pt;z-index:251663360;visibility:visible;mso-wrap-style:square;mso-width-percent:0;mso-height-percent:0;mso-wrap-distance-left:9pt;mso-wrap-distance-top:3.6pt;mso-wrap-distance-right:9pt;mso-wrap-distance-bottom:3.6pt;mso-position-horizontal:absolute;mso-position-horizontal-relative:margin;mso-position-vertical:absolute;mso-position-vertical-relative:text;mso-width-percent:0;mso-height-percent:0;mso-width-relative:margin;mso-height-relative:margin;v-text-anchor:top" o:gfxdata="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" filled="f" stroked="f">
                 <v:textbox>
                   <w:txbxContent>
                     <w:p>
@@ -564,6 +564,7 @@
           <w:docPartUnique/>
         </w:docPartObj>
       </w:sdtPr>
+      <w:sdtEndPr/>
       <w:sdtContent>
         <w:p>
           <w:pPr>
@@ -3778,18 +3779,38 @@
       <w:bookmarkEnd w:id="0"/>
     </w:p>
     <w:p>
-      <w:r>
-        <w:t>La formulación de alimento balanceado constituye una de las actividades más importantes dentro de la producción avícola, ya que de ella depende el suministro adecuado de los nutrientes necesarios para el crecimiento, el mantenimiento, la reproducción y el bienestar de las aves. Una alimentación correctamente formulada favorece la eficiencia productiva, mejora la conversión alimenticia y contribuye a obtener productos de mayor calidad, al tiempo que optimiza el uso de los recursos disponibles.</w:t>
-      </w:r>
-    </w:p>
-    <w:p>
-      <w:r>
-        <w:t>Para elaborar raciones balanceadas es indispensable comprender la fisiología digestiva de las aves, conocer sus requerimientos nutricionales en cada etapa de desarrollo y seleccionar materias primas que aporten energía, proteínas, aminoácidos, vitaminas, minerales y agua en las cantidades apropiadas. Asimismo, resulta fundamental considerar aspectos relacionados con la calidad de los ingredientes, la inocuidad de los alimentos, las buenas prácticas de fabricación y el cumplimiento de la normativa sobre bienestar animal.</w:t>
-      </w:r>
-    </w:p>
-    <w:p>
-      <w:r>
-        <w:t>En este componente formativo se abordan los principios técnicos que orientan la formulación de alimentos balanceados para aves de corral, integrando conocimientos sobre digestión, nutrición, planificación alimentaria, ingredientes, procesos de elaboración y control de calidad. Estos contenidos proporcionan las bases necesarias para diseñar programas de alimentación que favorezcan la productividad, la sostenibilidad de los sistemas avícolas y el bienestar de los animales.</w:t>
+      <w:proofErr w:type="gramStart"/>
+      <w:r>
+        <w:t xml:space="preserve">La formulación de </w:t>
+      </w:r>
+      <w:r>
+        <w:t>alimentos balanceados constituyen</w:t>
+      </w:r>
+      <w:proofErr w:type="gramEnd"/>
+      <w:r>
+        <w:t xml:space="preserve"> una de las actividades más importantes dentro de la producción avícola, ya que de ella depende el suministro adecuado de los nutrientes necesarios para el crecimiento, el mantenimiento, la reproducción y el bienestar de las aves. Una alimentación correctamente formulada favorece la eficiencia productiva, mejora la conversión alimenticia y contribuye a obtener productos de mayor calidad, al tiempo que optimiza el uso de los recursos disponibles.</w:t>
+      </w:r>
+    </w:p>
+    <w:p>
+      <w:r>
+        <w:t>Para elaborar raciones balanceadas</w:t>
+      </w:r>
+      <w:r>
+        <w:t>,</w:t>
+      </w:r>
+      <w:r>
+        <w:t xml:space="preserve"> es indispensable comprender la fisiología digestiva de las aves, conocer sus requerimientos nutricionales en cada etapa de desarrollo y seleccionar materias primas que aporten energía, proteínas, aminoácidos, vitaminas, minerales y agua en las cantidades apropiadas. Asimismo, resulta fundamental considerar aspectos relacionados con la calidad de los ingredientes, la inocuidad de los alimentos, las buenas prácticas de fabricación y el cumplimiento de la normativa sobre bienestar animal.</w:t>
+      </w:r>
+    </w:p>
+    <w:p>
+      <w:r>
+        <w:t>En este componente formativo</w:t>
+      </w:r>
+      <w:r>
+        <w:t>,</w:t>
+      </w:r>
+      <w:r>
+        <w:t xml:space="preserve"> se abordan los principios técnicos que orientan la formulación de alimentos balanceados para aves de corral, integrando conocimientos sobre digestión, nutrición, planificación alimentaria, ingredientes, procesos de elaboración y control de calidad. Estos contenidos proporcionan las bases necesarias para diseñar programas de alimentación que favorezcan la productividad, la sostenibilidad de los sistemas avícolas y el bienestar de los animales.</w:t>
       </w:r>
     </w:p>
     <w:p>
@@ -4664,10 +4685,10 @@
           <w:noProof/>
         </w:rPr>
         <w:drawing>
-          <wp:inline distT="0" distB="0" distL="0" distR="0" wp14:anchorId="545FE2EB" wp14:editId="7D912241">
+          <wp:inline distT="0" distB="0" distL="0" distR="0" wp14:anchorId="545FE2EB" wp14:editId="0AF8A5FB">
             <wp:extent cx="4680000" cy="2619659"/>
             <wp:effectExtent l="0" t="0" r="0" b="0"/>
-            <wp:docPr id="3" name="Picture 3" descr="Ilustración anatómica de la porción media del sistema digestivo de una gallina con el proventrículo, la molleja o ventrículo, el hígado, la vesícula biliar, el páncreas y el duodeno, órganos involucrados en la digestión química y mecánica del alimento y en la secreción de enzimas y bilis para facilitar la absorción de nutrientes." title="Ilustración anatómica de la porción media del sistema digestivo de una gallina con el proventrículo, la molleja o ventrículo, el hígado, la vesícula biliar, el páncreas y el duodeno, órganos involucrados en la digestión química y mecánica del alimento y en la secreción de enzimas y bilis para facilitar la absorción de nutrientes."/>
+            <wp:docPr id="3" name="Picture 3" descr="Ilustración anatómica de la porción media del sistema digestivo de una gallina con el proventrículo, la molleja o ventrículo, el hígado, la vesícula biliar, el páncreas y el duodeno, órganos involucrados en la digestión química y mecánica del alimento y en la secreción de enzimas y bilis para facilitar la absorción de nutrientes."/>
             <wp:cNvGraphicFramePr>
               <a:graphicFrameLocks xmlns:a="http://schemas.openxmlformats.org/drawingml/2006/main" noChangeAspect="1"/>
             </wp:cNvGraphicFramePr>
@@ -4675,7 +4696,7 @@
               <a:graphicData uri="http://schemas.openxmlformats.org/drawingml/2006/picture">
                 <pic:pic xmlns:pic="http://schemas.openxmlformats.org/drawingml/2006/picture">
                   <pic:nvPicPr>
-                    <pic:cNvPr id="0" name="image.png"/>
+                    <pic:cNvPr id="3" name="Picture 3" descr="Ilustración anatómica de la porción media del sistema digestivo de una gallina con el proventrículo, la molleja o ventrículo, el hígado, la vesícula biliar, el páncreas y el duodeno, órganos involucrados en la digestión química y mecánica del alimento y en la secreción de enzimas y bilis para facilitar la absorción de nutrientes."/>
                     <pic:cNvPicPr/>
                   </pic:nvPicPr>
                   <pic:blipFill>
@@ -6036,7 +6057,10 @@
     </w:p>
     <w:p>
       <w:r>
-        <w:t>El desarrollo adecuado de estos procesos permite que las aves aprovechen eficientemente los nutrientes contenidos en la dieta y alcancen un óptimo desempeño productivo. Los principales objetivos de la nutrición avícola se presentan a continuación.</w:t>
+        <w:t>El desarrollo adecuado de estos procesos permite que las aves aprovechen eficientemente los nutrientes contenidos en la dieta y alcancen un óptimo desempeño productivo. Los principales objetivos de la nutrición avícola se presentan a continuación</w:t>
+      </w:r>
+      <w:r>
+        <w:t>:</w:t>
       </w:r>
     </w:p>
     <w:p>
@@ -6749,7 +6773,10 @@
       </w:r>
       <w:r>
         <w:lastRenderedPageBreak/>
-        <w:t>los nutrientes. La implementación de un plan alimentario aporta múltiples beneficios para la producción avícola, los cuales se presentan a continuación.</w:t>
+        <w:t>los nutrientes. La implementación de un plan alimentario aporta múltiples beneficios para la producción avícola, los cuales se presentan a continuación</w:t>
+      </w:r>
+      <w:r>
+        <w:t>:</w:t>
       </w:r>
     </w:p>
     <w:p>
@@ -8390,7 +8417,10 @@
     </w:p>
     <w:p>
       <w:r>
-        <w:t>Las deficiencias vitamínicas pueden ocasionar diferentes alteraciones fisiológicas, como se presenta a continuación.</w:t>
+        <w:t>Las deficiencias vitamínicas pueden ocasionar diferentes alteraciones fisiológicas, como se presenta a continuación</w:t>
+      </w:r>
+      <w:r>
+        <w:t>:</w:t>
       </w:r>
     </w:p>
     <w:p>
@@ -9456,7 +9486,10 @@
     </w:p>
     <w:p>
       <w:r>
-        <w:t>La formulación de alimentos balanceados requiere información nutricional precisa y actualizada. La calidad de una dieta nunca será superior a la calidad de las materias primas que la componen. Por esta razón, el análisis bromatológico constituye la base científica sobre la cual se construyen los programas modernos de alimentación animal. A continuación, se presentan los principales aportes del análisis bromatológico en la alimentación animal.</w:t>
+        <w:t>La formulación de alimentos balanceados requiere información nutricional precisa y actualizada. La calidad de una dieta nunca será superior a la calidad de las materias primas que la componen. Por esta razón, el análisis bromatológico constituye la base científica sobre la cual se construyen los programas modernos de alimentación animal. A continuación, se presentan los principales aportes del análisis bromatológico en la alimentación animal</w:t>
+      </w:r>
+      <w:r>
+        <w:t>:</w:t>
       </w:r>
     </w:p>
     <w:p>
@@ -9506,7 +9539,13 @@
         <w:t xml:space="preserve">. </w:t>
       </w:r>
       <w:r>
-        <w:t xml:space="preserve">En pollos de engorde favorece una mayor ganancia diaria de peso, mejor desarrollo muscular, mejor conversión alimenticia y menor tiempo de engorde. En gallinas de postura, contribuye a incrementar el </w:t>
+        <w:t>En pollos de engorde</w:t>
+      </w:r>
+      <w:r>
+        <w:t>,</w:t>
+      </w:r>
+      <w:r>
+        <w:t xml:space="preserve"> favorece una mayor ganancia diaria de peso, mejor desarrollo muscular, mejor conversión alimenticia y menor tiempo de engorde. En gallinas de postura, contribuye a incrementar el </w:t>
       </w:r>
       <w:r>
         <w:lastRenderedPageBreak/>
@@ -11236,7 +11275,10 @@
     </w:p>
     <w:p>
       <w:r>
-        <w:t>Las fórmulas alimenticias se diseñan de acuerdo con la edad, la etapa productiva y el objetivo de producción de las aves. Este ajuste permite suministrar en cada fase la cantidad adecuada de energía, proteína, aminoácidos, minerales y vitaminas, favoreciendo un mejor crecimiento, producción y eficiencia alimenticia. Las principales fórmulas alimenticias utilizadas en avicultura se presentan a continuación.</w:t>
+        <w:t>Las fórmulas alimenticias se diseñan de acuerdo con la edad, la etapa productiva y el objetivo de producción de las aves. Este ajuste permite suministrar en cada fase la cantidad adecuada de energía, proteína, aminoácidos, minerales y vitaminas, favoreciendo un mejor crecimiento, producción y eficiencia alimenticia. Las principales fórmulas alimenticias utilizadas en avicultura se presentan a continuación</w:t>
+      </w:r>
+      <w:r>
+        <w:t>:</w:t>
       </w:r>
     </w:p>
     <w:p>
@@ -11726,7 +11768,13 @@
         <w:t xml:space="preserve">. </w:t>
       </w:r>
       <w:r>
-        <w:t>La dieta debe adaptarse al momento biológico o productivo del ave, ya sea crecimiento, producción de huevos o reproducción.</w:t>
+        <w:t>La dieta debe adaptarse al momento biológico o productivo del ave, ya sea</w:t>
+      </w:r>
+      <w:r>
+        <w:t xml:space="preserve"> de</w:t>
+      </w:r>
+      <w:r>
+        <w:t xml:space="preserve"> crecimiento, producción de huevos o reproducción.</w:t>
       </w:r>
     </w:p>
     <w:p>
@@ -11756,7 +11804,10 @@
     </w:p>
     <w:p>
       <w:r>
-        <w:t>Los requerimientos nutricionales varían entre pollos de engorde y gallinas de postura, como se presenta a continuación.</w:t>
+        <w:t>Los requerimientos nutricionales varían entre pollos de engorde y gallinas de postura, como se presenta a continuación</w:t>
+      </w:r>
+      <w:r>
+        <w:t>:</w:t>
       </w:r>
     </w:p>
     <w:p/>
@@ -12938,7 +12989,10 @@
     </w:p>
     <w:p>
       <w:r>
-        <w:t>El comportamiento de las aves constituye un indicador temprano del estado sanitario, nutricional y ambiental del lote. En muchos casos, las alteraciones del comportamiento aparecen antes de que se manifiesten signos clínicos evidentes, por lo que su evaluación permite detectar oportunamente problemas relacionados con la alimentación, el manejo o la salud. A continuación, se presentan algunos de los principales aspectos que relacionan el comportamiento con el bienestar de las aves.</w:t>
+        <w:t>El comportamiento de las aves constituye un indicador temprano del estado sanitario, nutricional y ambiental del lote. En muchos casos, las alteraciones del comportamiento aparecen antes de que se manifiesten signos clínicos evidentes, por lo que su evaluación permite detectar oportunamente problemas relacionados con la alimentación, el manejo o la salud. A continuación, se presentan algunos de los principales aspectos que relacionan el comportamiento con el bienestar de las aves</w:t>
+      </w:r>
+      <w:r>
+        <w:t>:</w:t>
       </w:r>
     </w:p>
     <w:p>
@@ -13933,71 +13987,47 @@
       </w:r>
       <w:proofErr w:type="spellEnd"/>
       <w:r>
+        <w:t xml:space="preserve"> of </w:t>
+      </w:r>
+      <w:proofErr w:type="spellStart"/>
+      <w:r>
+        <w:t>the</w:t>
+      </w:r>
+      <w:proofErr w:type="spellEnd"/>
+      <w:r>
         <w:t xml:space="preserve"> </w:t>
       </w:r>
       <w:proofErr w:type="spellStart"/>
       <w:r>
-        <w:t>of</w:t>
+        <w:t>welfare</w:t>
       </w:r>
       <w:proofErr w:type="spellEnd"/>
       <w:r>
+        <w:t xml:space="preserve"> of </w:t>
+      </w:r>
+      <w:proofErr w:type="spellStart"/>
+      <w:r>
+        <w:t>fast-growing</w:t>
+      </w:r>
+      <w:proofErr w:type="spellEnd"/>
+      <w:r>
+        <w:t xml:space="preserve"> and </w:t>
+      </w:r>
+      <w:proofErr w:type="spellStart"/>
+      <w:r>
+        <w:t>slower-growing</w:t>
+      </w:r>
+      <w:proofErr w:type="spellEnd"/>
+      <w:r>
         <w:t xml:space="preserve"> </w:t>
       </w:r>
       <w:proofErr w:type="spellStart"/>
       <w:r>
-        <w:t>the</w:t>
+        <w:t>strains</w:t>
       </w:r>
       <w:proofErr w:type="spellEnd"/>
       <w:r>
-        <w:t xml:space="preserve"> </w:t>
-      </w:r>
-      <w:proofErr w:type="spellStart"/>
-      <w:r>
-        <w:t>welfare</w:t>
-      </w:r>
-      <w:proofErr w:type="spellEnd"/>
-      <w:r>
-        <w:t xml:space="preserve"> </w:t>
-      </w:r>
-      <w:proofErr w:type="spellStart"/>
-      <w:r>
-        <w:t>of</w:t>
-      </w:r>
-      <w:proofErr w:type="spellEnd"/>
-      <w:r>
-        <w:t xml:space="preserve"> </w:t>
-      </w:r>
-      <w:proofErr w:type="spellStart"/>
-      <w:r>
-        <w:t>fast-growing</w:t>
-      </w:r>
-      <w:proofErr w:type="spellEnd"/>
-      <w:r>
-        <w:t xml:space="preserve"> and </w:t>
-      </w:r>
-      <w:proofErr w:type="spellStart"/>
-      <w:r>
-        <w:t>slower-growing</w:t>
-      </w:r>
-      <w:proofErr w:type="spellEnd"/>
-      <w:r>
-        <w:t xml:space="preserve"> </w:t>
-      </w:r>
-      <w:proofErr w:type="spellStart"/>
-      <w:r>
-        <w:t>strains</w:t>
-      </w:r>
-      <w:proofErr w:type="spellEnd"/>
-      <w:r>
-        <w:t xml:space="preserve"> </w:t>
-      </w:r>
-      <w:proofErr w:type="spellStart"/>
-      <w:r>
-        <w:t>of</w:t>
-      </w:r>
-      <w:proofErr w:type="spellEnd"/>
-      <w:r>
-        <w:t xml:space="preserve"> </w:t>
+        <w:t xml:space="preserve"> of </w:t>
       </w:r>
       <w:proofErr w:type="spellStart"/>
       <w:r>
@@ -15514,7 +15544,7 @@
 </file>
 
 <file path=word/endnotes.xml><?xml version="1.0" encoding="utf-8"?>
-<w:endnotes xmlns:wpc="http://schemas.microsoft.com/office/word/2010/wordprocessingCanvas" xmlns:cx="http://schemas.microsoft.com/office/drawing/2014/chartex" xmlns:cx1="http://schemas.microsoft.com/office/drawing/2015/9/8/chartex" xmlns:cx2="http://schemas.microsoft.com/office/drawing/2015/10/21/chartex" xmlns:cx3="http://schemas.microsoft.com/office/drawing/2016/5/9/chartex" xmlns:cx4="http://schemas.microsoft.com/office/drawing/2016/5/10/chartex" xmlns:cx5="http://schemas.microsoft.com/office/drawing/2016/5/11/chartex" xmlns:cx6="http://schemas.microsoft.com/office/drawing/2016/5/12/chartex" xmlns:cx7="http://schemas.microsoft.com/office/drawing/2016/5/13/chartex" xmlns:cx8="http://schemas.microsoft.com/office/drawing/2016/5/14/chartex" xmlns:mc="http://schemas.openxmlformats.org/markup-compatibility/2006" xmlns:aink="http://schemas.microsoft.com/office/drawing/2016/ink" xmlns:am3d="http://schemas.microsoft.com/office/drawing/2017/model3d" xmlns:o="urn:schemas-microsoft-com:office:office" xmlns:oel="http://schemas.microsoft.com/office/2019/extlst" xmlns:r="http://schemas.openxmlformats.org/officeDocument/2006/relationships" xmlns:m="http://schemas.openxmlformats.org/officeDocument/2006/math" xmlns:v="urn:schemas-microsoft-com:vml" xmlns:wp14="http://schemas.microsoft.com/office/word/2010/wordprocessingDrawing" xmlns:wp="http://schemas.openxmlformats.org/drawingml/2006/wordprocessingDrawing" xmlns:w10="urn:schemas-microsoft-com:office:word" xmlns:w="http://schemas.openxmlformats.org/wordprocessingml/2006/main" xmlns:w14="http://schemas.microsoft.com/office/word/2010/wordml" xmlns:w15="http://schemas.microsoft.com/office/word/2012/wordml" xmlns:w16cex="http://schemas.microsoft.com/office/word/2018/wordml/cex" xmlns:w16cid="http://schemas.microsoft.com/office/word/2016/wordml/cid" xmlns:w16="http://schemas.microsoft.com/office/word/2018/wordml" xmlns:w16sdtdh="http://schemas.microsoft.com/office/word/2020/wordml/sdtdatahash" xmlns:w16se="http://schemas.microsoft.com/office/word/2015/wordml/symex" xmlns:wpg="http://schemas.microsoft.com/office/word/2010/wordprocessingGroup" xmlns:wpi="http://schemas.microsoft.com/office/word/2010/wordprocessingInk" xmlns:wne="http://schemas.microsoft.com/office/word/2006/wordml" xmlns:wps="http://schemas.microsoft.com/office/word/2010/wordprocessingShape" mc:Ignorable="w14 w15 w16se w16cid w16 w16cex w16sdtdh wp14">
+<w:endnotes xmlns:wpc="http://schemas.microsoft.com/office/word/2010/wordprocessingCanvas" xmlns:cx="http://schemas.microsoft.com/office/drawing/2014/chartex" xmlns:cx1="http://schemas.microsoft.com/office/drawing/2015/9/8/chartex" xmlns:cx2="http://schemas.microsoft.com/office/drawing/2015/10/21/chartex" xmlns:cx3="http://schemas.microsoft.com/office/drawing/2016/5/9/chartex" xmlns:cx4="http://schemas.microsoft.com/office/drawing/2016/5/10/chartex" xmlns:cx5="http://schemas.microsoft.com/office/drawing/2016/5/11/chartex" xmlns:cx6="http://schemas.microsoft.com/office/drawing/2016/5/12/chartex" xmlns:cx7="http://schemas.microsoft.com/office/drawing/2016/5/13/chartex" xmlns:cx8="http://schemas.microsoft.com/office/drawing/2016/5/14/chartex" xmlns:mc="http://schemas.openxmlformats.org/markup-compatibility/2006" xmlns:aink="http://schemas.microsoft.com/office/drawing/2016/ink" xmlns:am3d="http://schemas.microsoft.com/office/drawing/2017/model3d" xmlns:o="urn:schemas-microsoft-com:office:office" xmlns:r="http://schemas.openxmlformats.org/officeDocument/2006/relationships" xmlns:m="http://schemas.openxmlformats.org/officeDocument/2006/math" xmlns:v="urn:schemas-microsoft-com:vml" xmlns:wp14="http://schemas.microsoft.com/office/word/2010/wordprocessingDrawing" xmlns:wp="http://schemas.openxmlformats.org/drawingml/2006/wordprocessingDrawing" xmlns:w10="urn:schemas-microsoft-com:office:word" xmlns:w="http://schemas.openxmlformats.org/wordprocessingml/2006/main" xmlns:w14="http://schemas.microsoft.com/office/word/2010/wordml" xmlns:w15="http://schemas.microsoft.com/office/word/2012/wordml" xmlns:w16cex="http://schemas.microsoft.com/office/word/2018/wordml/cex" xmlns:w16cid="http://schemas.microsoft.com/office/word/2016/wordml/cid" xmlns:w16="http://schemas.microsoft.com/office/word/2018/wordml" xmlns:w16sdtdh="http://schemas.microsoft.com/office/word/2020/wordml/sdtdatahash" xmlns:w16se="http://schemas.microsoft.com/office/word/2015/wordml/symex" xmlns:wpg="http://schemas.microsoft.com/office/word/2010/wordprocessingGroup" xmlns:wpi="http://schemas.microsoft.com/office/word/2010/wordprocessingInk" xmlns:wne="http://schemas.microsoft.com/office/word/2006/wordml" xmlns:wps="http://schemas.microsoft.com/office/word/2010/wordprocessingShape" mc:Ignorable="w14 w15 w16se w16cid w16 w16cex w16sdtdh wp14">
   <w:endnote w:type="separator" w:id="-1">
     <w:p>
       <w:pPr>
@@ -15539,7 +15569,7 @@
 </file>
 
 <file path=word/footer1.xml><?xml version="1.0" encoding="utf-8"?>
-<w:ftr xmlns:wpc="http://schemas.microsoft.com/office/word/2010/wordprocessingCanvas" xmlns:cx="http://schemas.microsoft.com/office/drawing/2014/chartex" xmlns:cx1="http://schemas.microsoft.com/office/drawing/2015/9/8/chartex" xmlns:cx2="http://schemas.microsoft.com/office/drawing/2015/10/21/chartex" xmlns:cx3="http://schemas.microsoft.com/office/drawing/2016/5/9/chartex" xmlns:cx4="http://schemas.microsoft.com/office/drawing/2016/5/10/chartex" xmlns:cx5="http://schemas.microsoft.com/office/drawing/2016/5/11/chartex" xmlns:cx6="http://schemas.microsoft.com/office/drawing/2016/5/12/chartex" xmlns:cx7="http://schemas.microsoft.com/office/drawing/2016/5/13/chartex" xmlns:cx8="http://schemas.microsoft.com/office/drawing/2016/5/14/chartex" xmlns:mc="http://schemas.openxmlformats.org/markup-compatibility/2006" xmlns:aink="http://schemas.microsoft.com/office/drawing/2016/ink" xmlns:am3d="http://schemas.microsoft.com/office/drawing/2017/model3d" xmlns:o="urn:schemas-microsoft-com:office:office" xmlns:oel="http://schemas.microsoft.com/office/2019/extlst" xmlns:r="http://schemas.openxmlformats.org/officeDocument/2006/relationships" xmlns:m="http://schemas.openxmlformats.org/officeDocument/2006/math" xmlns:v="urn:schemas-microsoft-com:vml" xmlns:wp14="http://schemas.microsoft.com/office/word/2010/wordprocessingDrawing" xmlns:wp="http://schemas.openxmlformats.org/drawingml/2006/wordprocessingDrawing" xmlns:w10="urn:schemas-microsoft-com:office:word" xmlns:w="http://schemas.openxmlformats.org/wordprocessingml/2006/main" xmlns:w14="http://schemas.microsoft.com/office/word/2010/wordml" xmlns:w15="http://schemas.microsoft.com/office/word/2012/wordml" xmlns:w16cex="http://schemas.microsoft.com/office/word/2018/wordml/cex" xmlns:w16cid="http://schemas.microsoft.com/office/word/2016/wordml/cid" xmlns:w16="http://schemas.microsoft.com/office/word/2018/wordml" xmlns:w16sdtdh="http://schemas.microsoft.com/office/word/2020/wordml/sdtdatahash" xmlns:w16se="http://schemas.microsoft.com/office/word/2015/wordml/symex" xmlns:wpg="http://schemas.microsoft.com/office/word/2010/wordprocessingGroup" xmlns:wpi="http://schemas.microsoft.com/office/word/2010/wordprocessingInk" xmlns:wne="http://schemas.microsoft.com/office/word/2006/wordml" xmlns:wps="http://schemas.microsoft.com/office/word/2010/wordprocessingShape" mc:Ignorable="w14 w15 w16se w16cid w16 w16cex w16sdtdh wp14">
+<w:ftr xmlns:wpc="http://schemas.microsoft.com/office/word/2010/wordprocessingCanvas" xmlns:cx="http://schemas.microsoft.com/office/drawing/2014/chartex" xmlns:cx1="http://schemas.microsoft.com/office/drawing/2015/9/8/chartex" xmlns:cx2="http://schemas.microsoft.com/office/drawing/2015/10/21/chartex" xmlns:cx3="http://schemas.microsoft.com/office/drawing/2016/5/9/chartex" xmlns:cx4="http://schemas.microsoft.com/office/drawing/2016/5/10/chartex" xmlns:cx5="http://schemas.microsoft.com/office/drawing/2016/5/11/chartex" xmlns:cx6="http://schemas.microsoft.com/office/drawing/2016/5/12/chartex" xmlns:cx7="http://schemas.microsoft.com/office/drawing/2016/5/13/chartex" xmlns:cx8="http://schemas.microsoft.com/office/drawing/2016/5/14/chartex" xmlns:mc="http://schemas.openxmlformats.org/markup-compatibility/2006" xmlns:aink="http://schemas.microsoft.com/office/drawing/2016/ink" xmlns:am3d="http://schemas.microsoft.com/office/drawing/2017/model3d" xmlns:o="urn:schemas-microsoft-com:office:office" xmlns:r="http://schemas.openxmlformats.org/officeDocument/2006/relationships" xmlns:m="http://schemas.openxmlformats.org/officeDocument/2006/math" xmlns:v="urn:schemas-microsoft-com:vml" xmlns:wp14="http://schemas.microsoft.com/office/word/2010/wordprocessingDrawing" xmlns:wp="http://schemas.openxmlformats.org/drawingml/2006/wordprocessingDrawing" xmlns:w10="urn:schemas-microsoft-com:office:word" xmlns:w="http://schemas.openxmlformats.org/wordprocessingml/2006/main" xmlns:w14="http://schemas.microsoft.com/office/word/2010/wordml" xmlns:w15="http://schemas.microsoft.com/office/word/2012/wordml" xmlns:w16cex="http://schemas.microsoft.com/office/word/2018/wordml/cex" xmlns:w16cid="http://schemas.microsoft.com/office/word/2016/wordml/cid" xmlns:w16="http://schemas.microsoft.com/office/word/2018/wordml" xmlns:w16sdtdh="http://schemas.microsoft.com/office/word/2020/wordml/sdtdatahash" xmlns:w16se="http://schemas.microsoft.com/office/word/2015/wordml/symex" xmlns:wpg="http://schemas.microsoft.com/office/word/2010/wordprocessingGroup" xmlns:wpi="http://schemas.microsoft.com/office/word/2010/wordprocessingInk" xmlns:wne="http://schemas.microsoft.com/office/word/2006/wordml" xmlns:wps="http://schemas.microsoft.com/office/word/2010/wordprocessingShape" mc:Ignorable="w14 w15 w16se w16cid w16 w16cex w16sdtdh wp14">
   <w:sdt>
     <w:sdtPr>
       <w:id w:val="-1465197936"/>
@@ -15548,6 +15578,7 @@
         <w:docPartUnique/>
       </w:docPartObj>
     </w:sdtPr>
+    <w:sdtEndPr/>
     <w:sdtContent>
       <w:p>
         <w:pPr>
@@ -15584,7 +15615,7 @@
 </file>
 
 <file path=word/footnotes.xml><?xml version="1.0" encoding="utf-8"?>
-<w:footnotes xmlns:wpc="http://schemas.microsoft.com/office/word/2010/wordprocessingCanvas" xmlns:cx="http://schemas.microsoft.com/office/drawing/2014/chartex" xmlns:cx1="http://schemas.microsoft.com/office/drawing/2015/9/8/chartex" xmlns:cx2="http://schemas.microsoft.com/office/drawing/2015/10/21/chartex" xmlns:cx3="http://schemas.microsoft.com/office/drawing/2016/5/9/chartex" xmlns:cx4="http://schemas.microsoft.com/office/drawing/2016/5/10/chartex" xmlns:cx5="http://schemas.microsoft.com/office/drawing/2016/5/11/chartex" xmlns:cx6="http://schemas.microsoft.com/office/drawing/2016/5/12/chartex" xmlns:cx7="http://schemas.microsoft.com/office/drawing/2016/5/13/chartex" xmlns:cx8="http://schemas.microsoft.com/office/drawing/2016/5/14/chartex" xmlns:mc="http://schemas.openxmlformats.org/markup-compatibility/2006" xmlns:aink="http://schemas.microsoft.com/office/drawing/2016/ink" xmlns:am3d="http://schemas.microsoft.com/office/drawing/2017/model3d" xmlns:o="urn:schemas-microsoft-com:office:office" xmlns:oel="http://schemas.microsoft.com/office/2019/extlst" xmlns:r="http://schemas.openxmlformats.org/officeDocument/2006/relationships" xmlns:m="http://schemas.openxmlformats.org/officeDocument/2006/math" xmlns:v="urn:schemas-microsoft-com:vml" xmlns:wp14="http://schemas.microsoft.com/office/word/2010/wordprocessingDrawing" xmlns:wp="http://schemas.openxmlformats.org/drawingml/2006/wordprocessingDrawing" xmlns:w10="urn:schemas-microsoft-com:office:word" xmlns:w="http://schemas.openxmlformats.org/wordprocessingml/2006/main" xmlns:w14="http://schemas.microsoft.com/office/word/2010/wordml" xmlns:w15="http://schemas.microsoft.com/office/word/2012/wordml" xmlns:w16cex="http://schemas.microsoft.com/office/word/2018/wordml/cex" xmlns:w16cid="http://schemas.microsoft.com/office/word/2016/wordml/cid" xmlns:w16="http://schemas.microsoft.com/office/word/2018/wordml" xmlns:w16sdtdh="http://schemas.microsoft.com/office/word/2020/wordml/sdtdatahash" xmlns:w16se="http://schemas.microsoft.com/office/word/2015/wordml/symex" xmlns:wpg="http://schemas.microsoft.com/office/word/2010/wordprocessingGroup" xmlns:wpi="http://schemas.microsoft.com/office/word/2010/wordprocessingInk" xmlns:wne="http://schemas.microsoft.com/office/word/2006/wordml" xmlns:wps="http://schemas.microsoft.com/office/word/2010/wordprocessingShape" mc:Ignorable="w14 w15 w16se w16cid w16 w16cex w16sdtdh wp14">
+<w:footnotes xmlns:wpc="http://schemas.microsoft.com/office/word/2010/wordprocessingCanvas" xmlns:cx="http://schemas.microsoft.com/office/drawing/2014/chartex" xmlns:cx1="http://schemas.microsoft.com/office/drawing/2015/9/8/chartex" xmlns:cx2="http://schemas.microsoft.com/office/drawing/2015/10/21/chartex" xmlns:cx3="http://schemas.microsoft.com/office/drawing/2016/5/9/chartex" xmlns:cx4="http://schemas.microsoft.com/office/drawing/2016/5/10/chartex" xmlns:cx5="http://schemas.microsoft.com/office/drawing/2016/5/11/chartex" xmlns:cx6="http://schemas.microsoft.com/office/drawing/2016/5/12/chartex" xmlns:cx7="http://schemas.microsoft.com/office/drawing/2016/5/13/chartex" xmlns:cx8="http://schemas.microsoft.com/office/drawing/2016/5/14/chartex" xmlns:mc="http://schemas.openxmlformats.org/markup-compatibility/2006" xmlns:aink="http://schemas.microsoft.com/office/drawing/2016/ink" xmlns:am3d="http://schemas.microsoft.com/office/drawing/2017/model3d" xmlns:o="urn:schemas-microsoft-com:office:office" xmlns:r="http://schemas.openxmlformats.org/officeDocument/2006/relationships" xmlns:m="http://schemas.openxmlformats.org/officeDocument/2006/math" xmlns:v="urn:schemas-microsoft-com:vml" xmlns:wp14="http://schemas.microsoft.com/office/word/2010/wordprocessingDrawing" xmlns:wp="http://schemas.openxmlformats.org/drawingml/2006/wordprocessingDrawing" xmlns:w10="urn:schemas-microsoft-com:office:word" xmlns:w="http://schemas.openxmlformats.org/wordprocessingml/2006/main" xmlns:w14="http://schemas.microsoft.com/office/word/2010/wordml" xmlns:w15="http://schemas.microsoft.com/office/word/2012/wordml" xmlns:w16cex="http://schemas.microsoft.com/office/word/2018/wordml/cex" xmlns:w16cid="http://schemas.microsoft.com/office/word/2016/wordml/cid" xmlns:w16="http://schemas.microsoft.com/office/word/2018/wordml" xmlns:w16sdtdh="http://schemas.microsoft.com/office/word/2020/wordml/sdtdatahash" xmlns:w16se="http://schemas.microsoft.com/office/word/2015/wordml/symex" xmlns:wpg="http://schemas.microsoft.com/office/word/2010/wordprocessingGroup" xmlns:wpi="http://schemas.microsoft.com/office/word/2010/wordprocessingInk" xmlns:wne="http://schemas.microsoft.com/office/word/2006/wordml" xmlns:wps="http://schemas.microsoft.com/office/word/2010/wordprocessingShape" mc:Ignorable="w14 w15 w16se w16cid w16 w16cex w16sdtdh wp14">
   <w:footnote w:type="separator" w:id="-1">
     <w:p>
       <w:pPr>
@@ -15609,7 +15640,7 @@
 </file>
 
 <file path=word/header1.xml><?xml version="1.0" encoding="utf-8"?>
-<w:hdr xmlns:wpc="http://schemas.microsoft.com/office/word/2010/wordprocessingCanvas" xmlns:cx="http://schemas.microsoft.com/office/drawing/2014/chartex" xmlns:cx1="http://schemas.microsoft.com/office/drawing/2015/9/8/chartex" xmlns:cx2="http://schemas.microsoft.com/office/drawing/2015/10/21/chartex" xmlns:cx3="http://schemas.microsoft.com/office/drawing/2016/5/9/chartex" xmlns:cx4="http://schemas.microsoft.com/office/drawing/2016/5/10/chartex" xmlns:cx5="http://schemas.microsoft.com/office/drawing/2016/5/11/chartex" xmlns:cx6="http://schemas.microsoft.com/office/drawing/2016/5/12/chartex" xmlns:cx7="http://schemas.microsoft.com/office/drawing/2016/5/13/chartex" xmlns:cx8="http://schemas.microsoft.com/office/drawing/2016/5/14/chartex" xmlns:mc="http://schemas.openxmlformats.org/markup-compatibility/2006" xmlns:aink="http://schemas.microsoft.com/office/drawing/2016/ink" xmlns:am3d="http://schemas.microsoft.com/office/drawing/2017/model3d" xmlns:o="urn:schemas-microsoft-com:office:office" xmlns:oel="http://schemas.microsoft.com/office/2019/extlst" xmlns:r="http://schemas.openxmlformats.org/officeDocument/2006/relationships" xmlns:m="http://schemas.openxmlformats.org/officeDocument/2006/math" xmlns:v="urn:schemas-microsoft-com:vml" xmlns:wp14="http://schemas.microsoft.com/office/word/2010/wordprocessingDrawing" xmlns:wp="http://schemas.openxmlformats.org/drawingml/2006/wordprocessingDrawing" xmlns:w10="urn:schemas-microsoft-com:office:word" xmlns:w="http://schemas.openxmlformats.org/wordprocessingml/2006/main" xmlns:w14="http://schemas.microsoft.com/office/word/2010/wordml" xmlns:w15="http://schemas.microsoft.com/office/word/2012/wordml" xmlns:w16cex="http://schemas.microsoft.com/office/word/2018/wordml/cex" xmlns:w16cid="http://schemas.microsoft.com/office/word/2016/wordml/cid" xmlns:w16="http://schemas.microsoft.com/office/word/2018/wordml" xmlns:w16sdtdh="http://schemas.microsoft.com/office/word/2020/wordml/sdtdatahash" xmlns:w16se="http://schemas.microsoft.com/office/word/2015/wordml/symex" xmlns:wpg="http://schemas.microsoft.com/office/word/2010/wordprocessingGroup" xmlns:wpi="http://schemas.microsoft.com/office/word/2010/wordprocessingInk" xmlns:wne="http://schemas.microsoft.com/office/word/2006/wordml" xmlns:wps="http://schemas.microsoft.com/office/word/2010/wordprocessingShape" mc:Ignorable="w14 w15 w16se w16cid w16 w16cex w16sdtdh wp14">
+<w:hdr xmlns:wpc="http://schemas.microsoft.com/office/word/2010/wordprocessingCanvas" xmlns:cx="http://schemas.microsoft.com/office/drawing/2014/chartex" xmlns:cx1="http://schemas.microsoft.com/office/drawing/2015/9/8/chartex" xmlns:cx2="http://schemas.microsoft.com/office/drawing/2015/10/21/chartex" xmlns:cx3="http://schemas.microsoft.com/office/drawing/2016/5/9/chartex" xmlns:cx4="http://schemas.microsoft.com/office/drawing/2016/5/10/chartex" xmlns:cx5="http://schemas.microsoft.com/office/drawing/2016/5/11/chartex" xmlns:cx6="http://schemas.microsoft.com/office/drawing/2016/5/12/chartex" xmlns:cx7="http://schemas.microsoft.com/office/drawing/2016/5/13/chartex" xmlns:cx8="http://schemas.microsoft.com/office/drawing/2016/5/14/chartex" xmlns:mc="http://schemas.openxmlformats.org/markup-compatibility/2006" xmlns:aink="http://schemas.microsoft.com/office/drawing/2016/ink" xmlns:am3d="http://schemas.microsoft.com/office/drawing/2017/model3d" xmlns:o="urn:schemas-microsoft-com:office:office" xmlns:r="http://schemas.openxmlformats.org/officeDocument/2006/relationships" xmlns:m="http://schemas.openxmlformats.org/officeDocument/2006/math" xmlns:v="urn:schemas-microsoft-com:vml" xmlns:wp14="http://schemas.microsoft.com/office/word/2010/wordprocessingDrawing" xmlns:wp="http://schemas.openxmlformats.org/drawingml/2006/wordprocessingDrawing" xmlns:w10="urn:schemas-microsoft-com:office:word" xmlns:w="http://schemas.openxmlformats.org/wordprocessingml/2006/main" xmlns:w14="http://schemas.microsoft.com/office/word/2010/wordml" xmlns:w15="http://schemas.microsoft.com/office/word/2012/wordml" xmlns:w16cex="http://schemas.microsoft.com/office/word/2018/wordml/cex" xmlns:w16cid="http://schemas.microsoft.com/office/word/2016/wordml/cid" xmlns:w16="http://schemas.microsoft.com/office/word/2018/wordml" xmlns:w16sdtdh="http://schemas.microsoft.com/office/word/2020/wordml/sdtdatahash" xmlns:w16se="http://schemas.microsoft.com/office/word/2015/wordml/symex" xmlns:wpg="http://schemas.microsoft.com/office/word/2010/wordprocessingGroup" xmlns:wpi="http://schemas.microsoft.com/office/word/2010/wordprocessingInk" xmlns:wne="http://schemas.microsoft.com/office/word/2006/wordml" xmlns:wps="http://schemas.microsoft.com/office/word/2010/wordprocessingShape" mc:Ignorable="w14 w15 w16se w16cid w16 w16cex w16sdtdh wp14">
   <w:p>
     <w:pPr>
       <w:pStyle w:val="Encabezado"/>
@@ -15695,7 +15726,7 @@
 </file>
 
 <file path=word/numbering.xml><?xml version="1.0" encoding="utf-8"?>
-<w:numbering xmlns:wpc="http://schemas.microsoft.com/office/word/2010/wordprocessingCanvas" xmlns:cx="http://schemas.microsoft.com/office/drawing/2014/chartex" xmlns:cx1="http://schemas.microsoft.com/office/drawing/2015/9/8/chartex" xmlns:cx2="http://schemas.microsoft.com/office/drawing/2015/10/21/chartex" xmlns:cx3="http://schemas.microsoft.com/office/drawing/2016/5/9/chartex" xmlns:cx4="http://schemas.microsoft.com/office/drawing/2016/5/10/chartex" xmlns:cx5="http://schemas.microsoft.com/office/drawing/2016/5/11/chartex" xmlns:cx6="http://schemas.microsoft.com/office/drawing/2016/5/12/chartex" xmlns:cx7="http://schemas.microsoft.com/office/drawing/2016/5/13/chartex" xmlns:cx8="http://schemas.microsoft.com/office/drawing/2016/5/14/chartex" xmlns:mc="http://schemas.openxmlformats.org/markup-compatibility/2006" xmlns:aink="http://schemas.microsoft.com/office/drawing/2016/ink" xmlns:am3d="http://schemas.microsoft.com/office/drawing/2017/model3d" xmlns:o="urn:schemas-microsoft-com:office:office" xmlns:oel="http://schemas.microsoft.com/office/2019/extlst" xmlns:r="http://schemas.openxmlformats.org/officeDocument/2006/relationships" xmlns:m="http://schemas.openxmlformats.org/officeDocument/2006/math" xmlns:v="urn:schemas-microsoft-com:vml" xmlns:wp14="http://schemas.microsoft.com/office/word/2010/wordprocessingDrawing" xmlns:wp="http://schemas.openxmlformats.org/drawingml/2006/wordprocessingDrawing" xmlns:w10="urn:schemas-microsoft-com:office:word" xmlns:w="http://schemas.openxmlformats.org/wordprocessingml/2006/main" xmlns:w14="http://schemas.microsoft.com/office/word/2010/wordml" xmlns:w15="http://schemas.microsoft.com/office/word/2012/wordml" xmlns:w16cex="http://schemas.microsoft.com/office/word/2018/wordml/cex" xmlns:w16cid="http://schemas.microsoft.com/office/word/2016/wordml/cid" xmlns:w16="http://schemas.microsoft.com/office/word/2018/wordml" xmlns:w16sdtdh="http://schemas.microsoft.com/office/word/2020/wordml/sdtdatahash" xmlns:w16se="http://schemas.microsoft.com/office/word/2015/wordml/symex" xmlns:wpg="http://schemas.microsoft.com/office/word/2010/wordprocessingGroup" xmlns:wpi="http://schemas.microsoft.com/office/word/2010/wordprocessingInk" xmlns:wne="http://schemas.microsoft.com/office/word/2006/wordml" xmlns:wps="http://schemas.microsoft.com/office/word/2010/wordprocessingShape" mc:Ignorable="w14 w15 w16se w16cid w16 w16cex w16sdtdh wp14">
+<w:numbering xmlns:wpc="http://schemas.microsoft.com/office/word/2010/wordprocessingCanvas" xmlns:cx="http://schemas.microsoft.com/office/drawing/2014/chartex" xmlns:cx1="http://schemas.microsoft.com/office/drawing/2015/9/8/chartex" xmlns:cx2="http://schemas.microsoft.com/office/drawing/2015/10/21/chartex" xmlns:cx3="http://schemas.microsoft.com/office/drawing/2016/5/9/chartex" xmlns:cx4="http://schemas.microsoft.com/office/drawing/2016/5/10/chartex" xmlns:cx5="http://schemas.microsoft.com/office/drawing/2016/5/11/chartex" xmlns:cx6="http://schemas.microsoft.com/office/drawing/2016/5/12/chartex" xmlns:cx7="http://schemas.microsoft.com/office/drawing/2016/5/13/chartex" xmlns:cx8="http://schemas.microsoft.com/office/drawing/2016/5/14/chartex" xmlns:mc="http://schemas.openxmlformats.org/markup-compatibility/2006" xmlns:aink="http://schemas.microsoft.com/office/drawing/2016/ink" xmlns:am3d="http://schemas.microsoft.com/office/drawing/2017/model3d" xmlns:o="urn:schemas-microsoft-com:office:office" xmlns:r="http://schemas.openxmlformats.org/officeDocument/2006/relationships" xmlns:m="http://schemas.openxmlformats.org/officeDocument/2006/math" xmlns:v="urn:schemas-microsoft-com:vml" xmlns:wp14="http://schemas.microsoft.com/office/word/2010/wordprocessingDrawing" xmlns:wp="http://schemas.openxmlformats.org/drawingml/2006/wordprocessingDrawing" xmlns:w10="urn:schemas-microsoft-com:office:word" xmlns:w="http://schemas.openxmlformats.org/wordprocessingml/2006/main" xmlns:w14="http://schemas.microsoft.com/office/word/2010/wordml" xmlns:w15="http://schemas.microsoft.com/office/word/2012/wordml" xmlns:w16cex="http://schemas.microsoft.com/office/word/2018/wordml/cex" xmlns:w16cid="http://schemas.microsoft.com/office/word/2016/wordml/cid" xmlns:w16="http://schemas.microsoft.com/office/word/2018/wordml" xmlns:w16sdtdh="http://schemas.microsoft.com/office/word/2020/wordml/sdtdatahash" xmlns:w16se="http://schemas.microsoft.com/office/word/2015/wordml/symex" xmlns:wpg="http://schemas.microsoft.com/office/word/2010/wordprocessingGroup" xmlns:wpi="http://schemas.microsoft.com/office/word/2010/wordprocessingInk" xmlns:wne="http://schemas.microsoft.com/office/word/2006/wordml" xmlns:wps="http://schemas.microsoft.com/office/word/2010/wordprocessingShape" mc:Ignorable="w14 w15 w16se w16cid w16 w16cex w16sdtdh wp14">
   <w:abstractNum w:abstractNumId="0" w15:restartNumberingAfterBreak="0">
     <w:nsid w:val="FFFFFF89"/>
     <w:multiLevelType w:val="singleLevel"/>
@@ -20611,139 +20642,139 @@
       </w:rPr>
     </w:lvl>
   </w:abstractNum>
-  <w:num w:numId="1" w16cid:durableId="772671749">
+  <w:num w:numId="1">
     <w:abstractNumId w:val="0"/>
   </w:num>
-  <w:num w:numId="2" w16cid:durableId="399139361">
+  <w:num w:numId="2">
     <w:abstractNumId w:val="13"/>
   </w:num>
-  <w:num w:numId="3" w16cid:durableId="610863320">
+  <w:num w:numId="3">
     <w:abstractNumId w:val="32"/>
   </w:num>
-  <w:num w:numId="4" w16cid:durableId="1026562646">
+  <w:num w:numId="4">
     <w:abstractNumId w:val="24"/>
   </w:num>
-  <w:num w:numId="5" w16cid:durableId="2006132240">
+  <w:num w:numId="5">
     <w:abstractNumId w:val="27"/>
   </w:num>
-  <w:num w:numId="6" w16cid:durableId="1837530040">
+  <w:num w:numId="6">
     <w:abstractNumId w:val="6"/>
   </w:num>
-  <w:num w:numId="7" w16cid:durableId="1438985340">
+  <w:num w:numId="7">
     <w:abstractNumId w:val="30"/>
   </w:num>
-  <w:num w:numId="8" w16cid:durableId="564611818">
+  <w:num w:numId="8">
     <w:abstractNumId w:val="22"/>
   </w:num>
-  <w:num w:numId="9" w16cid:durableId="850529865">
+  <w:num w:numId="9">
     <w:abstractNumId w:val="14"/>
   </w:num>
-  <w:num w:numId="10" w16cid:durableId="1187909328">
+  <w:num w:numId="10">
     <w:abstractNumId w:val="40"/>
   </w:num>
-  <w:num w:numId="11" w16cid:durableId="780077236">
+  <w:num w:numId="11">
     <w:abstractNumId w:val="9"/>
   </w:num>
-  <w:num w:numId="12" w16cid:durableId="2128766563">
+  <w:num w:numId="12">
     <w:abstractNumId w:val="26"/>
   </w:num>
-  <w:num w:numId="13" w16cid:durableId="1535314946">
+  <w:num w:numId="13">
     <w:abstractNumId w:val="37"/>
   </w:num>
-  <w:num w:numId="14" w16cid:durableId="377634163">
+  <w:num w:numId="14">
     <w:abstractNumId w:val="18"/>
   </w:num>
-  <w:num w:numId="15" w16cid:durableId="397823107">
+  <w:num w:numId="15">
     <w:abstractNumId w:val="5"/>
   </w:num>
-  <w:num w:numId="16" w16cid:durableId="1395204962">
+  <w:num w:numId="16">
     <w:abstractNumId w:val="20"/>
   </w:num>
-  <w:num w:numId="17" w16cid:durableId="1393426961">
+  <w:num w:numId="17">
     <w:abstractNumId w:val="43"/>
   </w:num>
-  <w:num w:numId="18" w16cid:durableId="1024526265">
+  <w:num w:numId="18">
     <w:abstractNumId w:val="2"/>
   </w:num>
-  <w:num w:numId="19" w16cid:durableId="831139833">
+  <w:num w:numId="19">
     <w:abstractNumId w:val="17"/>
   </w:num>
-  <w:num w:numId="20" w16cid:durableId="1789229679">
+  <w:num w:numId="20">
     <w:abstractNumId w:val="28"/>
   </w:num>
-  <w:num w:numId="21" w16cid:durableId="2097941484">
+  <w:num w:numId="21">
     <w:abstractNumId w:val="7"/>
   </w:num>
-  <w:num w:numId="22" w16cid:durableId="1313371338">
+  <w:num w:numId="22">
     <w:abstractNumId w:val="29"/>
   </w:num>
-  <w:num w:numId="23" w16cid:durableId="1608080781">
+  <w:num w:numId="23">
     <w:abstractNumId w:val="10"/>
   </w:num>
-  <w:num w:numId="24" w16cid:durableId="2052418953">
+  <w:num w:numId="24">
     <w:abstractNumId w:val="36"/>
   </w:num>
-  <w:num w:numId="25" w16cid:durableId="998119181">
+  <w:num w:numId="25">
     <w:abstractNumId w:val="44"/>
   </w:num>
-  <w:num w:numId="26" w16cid:durableId="1448692928">
+  <w:num w:numId="26">
     <w:abstractNumId w:val="11"/>
   </w:num>
-  <w:num w:numId="27" w16cid:durableId="926771203">
+  <w:num w:numId="27">
     <w:abstractNumId w:val="3"/>
   </w:num>
-  <w:num w:numId="28" w16cid:durableId="763768420">
+  <w:num w:numId="28">
     <w:abstractNumId w:val="39"/>
   </w:num>
-  <w:num w:numId="29" w16cid:durableId="939028672">
+  <w:num w:numId="29">
     <w:abstractNumId w:val="23"/>
   </w:num>
-  <w:num w:numId="30" w16cid:durableId="1008944798">
+  <w:num w:numId="30">
     <w:abstractNumId w:val="35"/>
   </w:num>
-  <w:num w:numId="31" w16cid:durableId="1896694642">
+  <w:num w:numId="31">
     <w:abstractNumId w:val="25"/>
   </w:num>
-  <w:num w:numId="32" w16cid:durableId="354384276">
+  <w:num w:numId="32">
     <w:abstractNumId w:val="4"/>
   </w:num>
-  <w:num w:numId="33" w16cid:durableId="1220167718">
+  <w:num w:numId="33">
     <w:abstractNumId w:val="12"/>
   </w:num>
-  <w:num w:numId="34" w16cid:durableId="186917925">
+  <w:num w:numId="34">
     <w:abstractNumId w:val="33"/>
   </w:num>
-  <w:num w:numId="35" w16cid:durableId="400566637">
+  <w:num w:numId="35">
     <w:abstractNumId w:val="42"/>
   </w:num>
-  <w:num w:numId="36" w16cid:durableId="1925605747">
+  <w:num w:numId="36">
     <w:abstractNumId w:val="16"/>
   </w:num>
-  <w:num w:numId="37" w16cid:durableId="1419332330">
+  <w:num w:numId="37">
     <w:abstractNumId w:val="19"/>
   </w:num>
-  <w:num w:numId="38" w16cid:durableId="794711583">
+  <w:num w:numId="38">
     <w:abstractNumId w:val="15"/>
   </w:num>
-  <w:num w:numId="39" w16cid:durableId="1502086928">
+  <w:num w:numId="39">
     <w:abstractNumId w:val="8"/>
   </w:num>
-  <w:num w:numId="40" w16cid:durableId="1603103890">
+  <w:num w:numId="40">
     <w:abstractNumId w:val="38"/>
   </w:num>
-  <w:num w:numId="41" w16cid:durableId="266155376">
+  <w:num w:numId="41">
     <w:abstractNumId w:val="31"/>
   </w:num>
-  <w:num w:numId="42" w16cid:durableId="46340613">
+  <w:num w:numId="42">
     <w:abstractNumId w:val="41"/>
   </w:num>
-  <w:num w:numId="43" w16cid:durableId="375814177">
+  <w:num w:numId="43">
     <w:abstractNumId w:val="34"/>
   </w:num>
-  <w:num w:numId="44" w16cid:durableId="1702052785">
+  <w:num w:numId="44">
     <w:abstractNumId w:val="21"/>
   </w:num>
-  <w:num w:numId="45" w16cid:durableId="1746679707">
+  <w:num w:numId="45">
     <w:abstractNumId w:val="1"/>
   </w:num>
   <w:numIdMacAtCleanup w:val="45"/>
@@ -22492,6 +22523,15 @@
 </file>
 
 <file path=customXml/item1.xml><?xml version="1.0" encoding="utf-8"?>
+<?mso-contentType ?>
+<FormTemplates xmlns="http://schemas.microsoft.com/sharepoint/v3/contenttype/forms">
+  <Display>DocumentLibraryForm</Display>
+  <Edit>DocumentLibraryForm</Edit>
+  <New>DocumentLibraryForm</New>
+</FormTemplates>
+</file>
+
+<file path=customXml/item2.xml><?xml version="1.0" encoding="utf-8"?>
 <p:properties xmlns:p="http://schemas.microsoft.com/office/2006/metadata/properties" xmlns:xsi="http://www.w3.org/2001/XMLSchema-instance" xmlns:pc="http://schemas.microsoft.com/office/infopath/2007/PartnerControls">
   <documentManagement>
     <TaxCatchAll xmlns="13c90a0b-73bc-4dc0-be5f-28d77b615beb" xsi:nil="true"/>
@@ -22502,20 +22542,7 @@
 </p:properties>
 </file>
 
-<file path=customXml/item2.xml><?xml version="1.0" encoding="utf-8"?>
-<?mso-contentType ?>
-<FormTemplates xmlns="http://schemas.microsoft.com/sharepoint/v3/contenttype/forms">
-  <Display>DocumentLibraryForm</Display>
-  <Edit>DocumentLibraryForm</Edit>
-  <New>DocumentLibraryForm</New>
-</FormTemplates>
-</file>
-
 <file path=customXml/item3.xml><?xml version="1.0" encoding="utf-8"?>
-<b:Sources xmlns:b="http://schemas.openxmlformats.org/officeDocument/2006/bibliography" xmlns="http://schemas.openxmlformats.org/officeDocument/2006/bibliography" SelectedStyle="\APASixthEditionOfficeOnline.xsl" StyleName="APA" Version="6"/>
-</file>
-
-<file path=customXml/item4.xml><?xml version="1.0" encoding="utf-8"?>
 <ct:contentTypeSchema xmlns:ct="http://schemas.microsoft.com/office/2006/metadata/contentType" xmlns:ma="http://schemas.microsoft.com/office/2006/metadata/properties/metaAttributes" ct:_="" ma:_="" ma:contentTypeName="Documento" ma:contentTypeID="0x0101006A81D6BD42E8DF4C91013959704817E1" ma:contentTypeVersion="15" ma:contentTypeDescription="Crear nuevo documento." ma:contentTypeScope="" ma:versionID="bf4f72ffd194f0963ff564daca6869f7">
   <xsd:schema xmlns:xsd="http://www.w3.org/2001/XMLSchema" xmlns:xs="http://www.w3.org/2001/XMLSchema" xmlns:p="http://schemas.microsoft.com/office/2006/metadata/properties" xmlns:ns2="13c90a0b-73bc-4dc0-be5f-28d77b615beb" xmlns:ns3="13c93bba-48ce-428c-bfe5-88b42c19b028" targetNamespace="http://schemas.microsoft.com/office/2006/metadata/properties" ma:root="true" ma:fieldsID="8718d6f4873a5b1392a45044efa78385" ns2:_="" ns3:_="">
     <xsd:import namespace="13c90a0b-73bc-4dc0-be5f-28d77b615beb"/>
@@ -22750,18 +22777,11 @@
 </ct:contentTypeSchema>
 </file>
 
-<file path=customXml/itemProps1.xml><?xml version="1.0" encoding="utf-8"?>
-<ds:datastoreItem xmlns:ds="http://schemas.openxmlformats.org/officeDocument/2006/customXml" ds:itemID="{1279454D-02BE-4A9C-A117-DCD1573E2608}">
-  <ds:schemaRefs>
-    <ds:schemaRef ds:uri="http://schemas.microsoft.com/office/2006/metadata/properties"/>
-    <ds:schemaRef ds:uri="http://schemas.microsoft.com/office/infopath/2007/PartnerControls"/>
-    <ds:schemaRef ds:uri="b250f519-6473-4480-8c44-6ee3a3a530c3"/>
-    <ds:schemaRef ds:uri="d174a4fb-80c2-4523-8d89-375030acacbf"/>
-  </ds:schemaRefs>
-</ds:datastoreItem>
+<file path=customXml/item4.xml><?xml version="1.0" encoding="utf-8"?>
+<b:Sources xmlns:b="http://schemas.openxmlformats.org/officeDocument/2006/bibliography" xmlns="http://schemas.openxmlformats.org/officeDocument/2006/bibliography" SelectedStyle="\APASixthEditionOfficeOnline.xsl" StyleName="APA" Version="6"/>
 </file>
 
-<file path=customXml/itemProps2.xml><?xml version="1.0" encoding="utf-8"?>
+<file path=customXml/itemProps1.xml><?xml version="1.0" encoding="utf-8"?>
 <ds:datastoreItem xmlns:ds="http://schemas.openxmlformats.org/officeDocument/2006/customXml" ds:itemID="{10663269-2064-4804-8290-36D4A57F5557}">
   <ds:schemaRefs>
     <ds:schemaRef ds:uri="http://schemas.microsoft.com/sharepoint/v3/contenttype/forms"/>
@@ -22769,14 +22789,40 @@
 </ds:datastoreItem>
 </file>
 
+<file path=customXml/itemProps2.xml><?xml version="1.0" encoding="utf-8"?>
+<ds:datastoreItem xmlns:ds="http://schemas.openxmlformats.org/officeDocument/2006/customXml" ds:itemID="{1279454D-02BE-4A9C-A117-DCD1573E2608}">
+  <ds:schemaRefs>
+    <ds:schemaRef ds:uri="http://schemas.microsoft.com/office/2006/metadata/properties"/>
+    <ds:schemaRef ds:uri="http://schemas.microsoft.com/office/infopath/2007/PartnerControls"/>
+    <ds:schemaRef ds:uri="13c90a0b-73bc-4dc0-be5f-28d77b615beb"/>
+    <ds:schemaRef ds:uri="13c93bba-48ce-428c-bfe5-88b42c19b028"/>
+  </ds:schemaRefs>
+</ds:datastoreItem>
+</file>
+
 <file path=customXml/itemProps3.xml><?xml version="1.0" encoding="utf-8"?>
+<ds:datastoreItem xmlns:ds="http://schemas.openxmlformats.org/officeDocument/2006/customXml" ds:itemID="{6ACC67BF-5A31-4DC7-9F0D-2E9BABF1568D}">
+  <ds:schemaRefs>
+    <ds:schemaRef ds:uri="http://schemas.microsoft.com/office/2006/metadata/contentType"/>
+    <ds:schemaRef ds:uri="http://schemas.microsoft.com/office/2006/metadata/properties/metaAttributes"/>
+    <ds:schemaRef ds:uri="http://www.w3.org/2001/XMLSchema"/>
+    <ds:schemaRef ds:uri="http://schemas.microsoft.com/office/2006/metadata/properties"/>
+    <ds:schemaRef ds:uri="13c90a0b-73bc-4dc0-be5f-28d77b615beb"/>
+    <ds:schemaRef ds:uri="13c93bba-48ce-428c-bfe5-88b42c19b028"/>
+    <ds:schemaRef ds:uri="http://schemas.microsoft.com/office/2006/documentManagement/types"/>
+    <ds:schemaRef ds:uri="http://schemas.microsoft.com/office/infopath/2007/PartnerControls"/>
+    <ds:schemaRef ds:uri="http://schemas.openxmlformats.org/package/2006/metadata/core-properties"/>
+    <ds:schemaRef ds:uri="http://purl.org/dc/elements/1.1/"/>
+    <ds:schemaRef ds:uri="http://purl.org/dc/terms/"/>
+    <ds:schemaRef ds:uri="http://schemas.microsoft.com/internal/obd"/>
+  </ds:schemaRefs>
+</ds:datastoreItem>
+</file>
+
+<file path=customXml/itemProps4.xml><?xml version="1.0" encoding="utf-8"?>
 <ds:datastoreItem xmlns:ds="http://schemas.openxmlformats.org/officeDocument/2006/customXml" ds:itemID="{EAE431FD-7059-4C09-804B-C9D69EB7B213}">
   <ds:schemaRefs>
     <ds:schemaRef ds:uri="http://schemas.openxmlformats.org/officeDocument/2006/bibliography"/>
   </ds:schemaRefs>
 </ds:datastoreItem>
-</file>
-
-<file path=customXml/itemProps4.xml><?xml version="1.0" encoding="utf-8"?>
-<ds:datastoreItem xmlns:ds="http://schemas.openxmlformats.org/officeDocument/2006/customXml" ds:itemID="{6ACC67BF-5A31-4DC7-9F0D-2E9BABF1568D}"/>
 </file>